--- a/DOCS/PAQUIBOT_CALAYAN_PROGRESS.docx
+++ b/DOCS/PAQUIBOT_CALAYAN_PROGRESS.docx
@@ -740,7 +740,28 @@
                 <w:rFonts w:ascii="Arial Nova" w:eastAsia="Arial Nova" w:hAnsi="Arial Nova" w:cs="Arial Nova"/>
               </w:rPr>
               <w:br/>
-              <w:t>var y = 0;</w:t>
+              <w:t xml:space="preserve">var y = </w:t>
+            </w:r>
+            <w:proofErr w:type="gramStart"/>
+            <w:r>
+              <w:rPr>
+                <w:rFonts w:ascii="Arial Nova" w:eastAsia="Arial Nova" w:hAnsi="Arial Nova" w:cs="Arial Nova"/>
+              </w:rPr>
+              <w:t>0;</w:t>
+            </w:r>
+            <w:proofErr w:type="gramEnd"/>
+          </w:p>
+          <w:p>
+            <w:pPr>
+              <w:rPr>
+                <w:rFonts w:ascii="Arial Nova" w:eastAsia="Arial Nova" w:hAnsi="Arial Nova" w:cs="Arial Nova"/>
+              </w:rPr>
+            </w:pPr>
+            <w:r>
+              <w:rPr>
+                <w:rFonts w:ascii="Arial Nova" w:eastAsia="Arial Nova" w:hAnsi="Arial Nova" w:cs="Arial Nova"/>
+              </w:rPr>
+              <w:t>y = 1;</w:t>
             </w:r>
             <w:r>
               <w:rPr>
@@ -850,7 +871,6 @@
           <w:sz w:val="24"/>
           <w:szCs w:val="24"/>
         </w:rPr>
-        <w:lastRenderedPageBreak/>
         <w:t>2</w:t>
       </w:r>
       <w:r>
@@ -1131,6 +1151,7 @@
         <w:rPr>
           <w:rFonts w:ascii="Arial Nova" w:eastAsia="Arial Nova" w:hAnsi="Arial Nova" w:cs="Arial Nova"/>
         </w:rPr>
+        <w:lastRenderedPageBreak/>
         <w:t>3</w:t>
       </w:r>
       <w:r>
@@ -1160,7 +1181,6 @@
           <w:sz w:val="24"/>
           <w:szCs w:val="24"/>
         </w:rPr>
-        <w:lastRenderedPageBreak/>
         <w:t>4. Compiler Setup</w:t>
       </w:r>
     </w:p>
@@ -1356,9 +1376,22 @@
       <w:r>
         <w:br/>
       </w:r>
+    </w:p>
+    <w:p>
+      <w:hyperlink r:id="rId7" w:history="1">
+        <w:r>
+          <w:rPr>
+            <w:rStyle w:val="Hyperlink"/>
+          </w:rPr>
+          <w:t>https://chatgpt.com/share/699bf435-676c-8000-878e-ab9adbf346ef</w:t>
+        </w:r>
+      </w:hyperlink>
       <w:r>
         <w:br/>
       </w:r>
+      <w:r>
+        <w:br/>
+      </w:r>
       <w:proofErr w:type="spellStart"/>
       <w:r>
         <w:t>Github</w:t>
@@ -1370,7 +1403,7 @@
       <w:r>
         <w:br/>
       </w:r>
-      <w:hyperlink r:id="rId7" w:history="1">
+      <w:hyperlink r:id="rId8" w:history="1">
         <w:r>
           <w:rPr>
             <w:rStyle w:val="Hyperlink"/>

--- a/DOCS/PAQUIBOT_CALAYAN_PROGRESS.docx
+++ b/DOCS/PAQUIBOT_CALAYAN_PROGRESS.docx
@@ -90,20 +90,8 @@
           <w:sz w:val="24"/>
           <w:szCs w:val="24"/>
         </w:rPr>
-        <w:t xml:space="preserve">rules of the </w:t>
-      </w:r>
-      <w:proofErr w:type="gramStart"/>
-      <w:r>
-        <w:rPr>
-          <w:rFonts w:ascii="Arial Nova" w:eastAsia="Arial Nova" w:hAnsi="Arial Nova" w:cs="Arial Nova"/>
-          <w:b/>
-          <w:bCs/>
-          <w:sz w:val="24"/>
-          <w:szCs w:val="24"/>
-        </w:rPr>
-        <w:t>mini-language</w:t>
-      </w:r>
-      <w:proofErr w:type="gramEnd"/>
+        <w:t>rules of the mini-language</w:t>
+      </w:r>
       <w:r>
         <w:rPr>
           <w:rFonts w:ascii="Arial Nova" w:eastAsia="Arial Nova" w:hAnsi="Arial Nova" w:cs="Arial Nova"/>
@@ -689,21 +677,7 @@
         <w:rPr>
           <w:rFonts w:ascii="Arial Nova" w:eastAsia="Arial Nova" w:hAnsi="Arial Nova" w:cs="Arial Nova"/>
         </w:rPr>
-        <w:t xml:space="preserve">Example program written in the </w:t>
-      </w:r>
-      <w:proofErr w:type="gramStart"/>
-      <w:r>
-        <w:rPr>
-          <w:rFonts w:ascii="Arial Nova" w:eastAsia="Arial Nova" w:hAnsi="Arial Nova" w:cs="Arial Nova"/>
-        </w:rPr>
-        <w:t>mini-language</w:t>
-      </w:r>
-      <w:proofErr w:type="gramEnd"/>
-      <w:r>
-        <w:rPr>
-          <w:rFonts w:ascii="Arial Nova" w:eastAsia="Arial Nova" w:hAnsi="Arial Nova" w:cs="Arial Nova"/>
-        </w:rPr>
-        <w:t>:</w:t>
+        <w:t>Example program written in the mini-language:</w:t>
       </w:r>
     </w:p>
     <w:tbl>
@@ -740,16 +714,8 @@
                 <w:rFonts w:ascii="Arial Nova" w:eastAsia="Arial Nova" w:hAnsi="Arial Nova" w:cs="Arial Nova"/>
               </w:rPr>
               <w:br/>
-              <w:t xml:space="preserve">var y = </w:t>
-            </w:r>
-            <w:proofErr w:type="gramStart"/>
-            <w:r>
-              <w:rPr>
-                <w:rFonts w:ascii="Arial Nova" w:eastAsia="Arial Nova" w:hAnsi="Arial Nova" w:cs="Arial Nova"/>
-              </w:rPr>
-              <w:t>0;</w:t>
-            </w:r>
-            <w:proofErr w:type="gramEnd"/>
+              <w:t>var y = 0;</w:t>
+            </w:r>
           </w:p>
           <w:p>
             <w:pPr>
@@ -768,6 +734,19 @@
                 <w:rFonts w:ascii="Arial Nova" w:eastAsia="Arial Nova" w:hAnsi="Arial Nova" w:cs="Arial Nova"/>
               </w:rPr>
               <w:br/>
+            </w:r>
+          </w:p>
+          <w:p>
+            <w:pPr>
+              <w:rPr>
+                <w:rFonts w:ascii="Arial Nova" w:eastAsia="Arial Nova" w:hAnsi="Arial Nova" w:cs="Arial Nova"/>
+              </w:rPr>
+            </w:pPr>
+            <w:r>
+              <w:rPr>
+                <w:rFonts w:ascii="Arial Nova" w:eastAsia="Arial Nova" w:hAnsi="Arial Nova" w:cs="Arial Nova"/>
+              </w:rPr>
+              <w:t>/*this is a comment and will be ignored*/</w:t>
             </w:r>
             <w:r>
               <w:rPr>
@@ -787,37 +766,21 @@
                 <w:rFonts w:ascii="Arial Nova" w:eastAsia="Arial Nova" w:hAnsi="Arial Nova" w:cs="Arial Nova"/>
               </w:rPr>
               <w:br/>
-              <w:t xml:space="preserve">var z = x + </w:t>
-            </w:r>
-            <w:proofErr w:type="gramStart"/>
-            <w:r>
-              <w:rPr>
-                <w:rFonts w:ascii="Arial Nova" w:eastAsia="Arial Nova" w:hAnsi="Arial Nova" w:cs="Arial Nova"/>
-              </w:rPr>
-              <w:t>y;</w:t>
-            </w:r>
-            <w:proofErr w:type="gramEnd"/>
-          </w:p>
-          <w:p>
-            <w:pPr>
-              <w:rPr>
-                <w:rFonts w:ascii="Arial Nova" w:eastAsia="Arial Nova" w:hAnsi="Arial Nova" w:cs="Arial Nova"/>
-              </w:rPr>
-            </w:pPr>
-            <w:r>
-              <w:rPr>
-                <w:rFonts w:ascii="Arial Nova" w:eastAsia="Arial Nova" w:hAnsi="Arial Nova" w:cs="Arial Nova"/>
-              </w:rPr>
-              <w:t>output(z</w:t>
-            </w:r>
-            <w:proofErr w:type="gramStart"/>
-            <w:r>
-              <w:rPr>
-                <w:rFonts w:ascii="Arial Nova" w:eastAsia="Arial Nova" w:hAnsi="Arial Nova" w:cs="Arial Nova"/>
-              </w:rPr>
-              <w:t>);</w:t>
-            </w:r>
-            <w:proofErr w:type="gramEnd"/>
+              <w:t>var z = x + y;</w:t>
+            </w:r>
+          </w:p>
+          <w:p>
+            <w:pPr>
+              <w:rPr>
+                <w:rFonts w:ascii="Arial Nova" w:eastAsia="Arial Nova" w:hAnsi="Arial Nova" w:cs="Arial Nova"/>
+              </w:rPr>
+            </w:pPr>
+            <w:r>
+              <w:rPr>
+                <w:rFonts w:ascii="Arial Nova" w:eastAsia="Arial Nova" w:hAnsi="Arial Nova" w:cs="Arial Nova"/>
+              </w:rPr>
+              <w:t>output(z);</w:t>
+            </w:r>
           </w:p>
           <w:p>
             <w:pPr>
@@ -949,10 +912,10 @@
           <w:noProof/>
         </w:rPr>
         <w:drawing>
-          <wp:inline distT="0" distB="0" distL="0" distR="0" wp14:anchorId="6540AD22" wp14:editId="2E9BB0A4">
-            <wp:extent cx="5943600" cy="3280410"/>
-            <wp:effectExtent l="0" t="0" r="0" b="0"/>
-            <wp:docPr id="722367507" name="Picture 1"/>
+          <wp:inline distT="0" distB="0" distL="0" distR="0" wp14:anchorId="065BE164" wp14:editId="48B376CB">
+            <wp:extent cx="5943600" cy="3687445"/>
+            <wp:effectExtent l="0" t="0" r="0" b="8255"/>
+            <wp:docPr id="1129850845" name="Picture 1"/>
             <wp:cNvGraphicFramePr>
               <a:graphicFrameLocks xmlns:a="http://schemas.openxmlformats.org/drawingml/2006/main" noChangeAspect="1"/>
             </wp:cNvGraphicFramePr>
@@ -960,7 +923,7 @@
               <a:graphicData uri="http://schemas.openxmlformats.org/drawingml/2006/picture">
                 <pic:pic xmlns:pic="http://schemas.openxmlformats.org/drawingml/2006/picture">
                   <pic:nvPicPr>
-                    <pic:cNvPr id="722367507" name=""/>
+                    <pic:cNvPr id="1129850845" name=""/>
                     <pic:cNvPicPr/>
                   </pic:nvPicPr>
                   <pic:blipFill>
@@ -972,7 +935,7 @@
                   <pic:spPr>
                     <a:xfrm>
                       <a:off x="0" y="0"/>
-                      <a:ext cx="5943600" cy="3280410"/>
+                      <a:ext cx="5943600" cy="3687445"/>
                     </a:xfrm>
                     <a:prstGeom prst="rect">
                       <a:avLst/>
@@ -1097,50 +1060,7 @@
         <w:rPr>
           <w:rFonts w:ascii="Arial Nova" w:eastAsia="Arial Nova" w:hAnsi="Arial Nova" w:cs="Arial Nova"/>
         </w:rPr>
-        <w:t xml:space="preserve">Example </w:t>
-      </w:r>
-      <w:proofErr w:type="gramStart"/>
-      <w:r>
-        <w:rPr>
-          <w:rFonts w:ascii="Arial Nova" w:eastAsia="Arial Nova" w:hAnsi="Arial Nova" w:cs="Arial Nova"/>
-        </w:rPr>
-        <w:t>token</w:t>
-      </w:r>
-      <w:proofErr w:type="gramEnd"/>
-      <w:r>
-        <w:rPr>
-          <w:rFonts w:ascii="Arial Nova" w:eastAsia="Arial Nova" w:hAnsi="Arial Nova" w:cs="Arial Nova"/>
-        </w:rPr>
-        <w:t xml:space="preserve"> list generated.</w:t>
-      </w:r>
-    </w:p>
-    <w:p>
-      <w:pPr>
-        <w:spacing w:before="240" w:after="240"/>
-      </w:pPr>
-      <w:r>
-        <w:rPr>
-          <w:rFonts w:ascii="Arial Nova" w:eastAsia="Arial Nova" w:hAnsi="Arial Nova" w:cs="Arial Nova"/>
-        </w:rPr>
-        <w:t>3</w:t>
-      </w:r>
-      <w:r>
-        <w:rPr>
-          <w:rFonts w:ascii="Arial Nova" w:eastAsia="Arial Nova" w:hAnsi="Arial Nova" w:cs="Arial Nova"/>
-        </w:rPr>
-        <w:t>.3 Parse Tree</w:t>
-      </w:r>
-      <w:r>
-        <w:rPr>
-          <w:rFonts w:ascii="Arial Nova" w:eastAsia="Arial Nova" w:hAnsi="Arial Nova" w:cs="Arial Nova"/>
-        </w:rPr>
-        <w:t xml:space="preserve"> </w:t>
-      </w:r>
-      <w:r>
-        <w:rPr>
-          <w:rFonts w:ascii="Arial Nova" w:eastAsia="Arial Nova" w:hAnsi="Arial Nova" w:cs="Arial Nova"/>
-        </w:rPr>
-        <w:t>(Optional visualization)</w:t>
+        <w:t>Example token list generated.</w:t>
       </w:r>
     </w:p>
     <w:p>
@@ -1158,6 +1078,35 @@
         <w:rPr>
           <w:rFonts w:ascii="Arial Nova" w:eastAsia="Arial Nova" w:hAnsi="Arial Nova" w:cs="Arial Nova"/>
         </w:rPr>
+        <w:t>.3 Parse Tree</w:t>
+      </w:r>
+      <w:r>
+        <w:rPr>
+          <w:rFonts w:ascii="Arial Nova" w:eastAsia="Arial Nova" w:hAnsi="Arial Nova" w:cs="Arial Nova"/>
+        </w:rPr>
+        <w:t xml:space="preserve"> </w:t>
+      </w:r>
+      <w:r>
+        <w:rPr>
+          <w:rFonts w:ascii="Arial Nova" w:eastAsia="Arial Nova" w:hAnsi="Arial Nova" w:cs="Arial Nova"/>
+        </w:rPr>
+        <w:t>(Optional visualization)</w:t>
+      </w:r>
+    </w:p>
+    <w:p>
+      <w:pPr>
+        <w:spacing w:before="240" w:after="240"/>
+      </w:pPr>
+      <w:r>
+        <w:rPr>
+          <w:rFonts w:ascii="Arial Nova" w:eastAsia="Arial Nova" w:hAnsi="Arial Nova" w:cs="Arial Nova"/>
+        </w:rPr>
+        <w:t>3</w:t>
+      </w:r>
+      <w:r>
+        <w:rPr>
+          <w:rFonts w:ascii="Arial Nova" w:eastAsia="Arial Nova" w:hAnsi="Arial Nova" w:cs="Arial Nova"/>
+        </w:rPr>
         <w:t>.4 Program Output</w:t>
       </w:r>
     </w:p>
@@ -1207,35 +1156,7 @@
         <w:rPr>
           <w:rFonts w:ascii="Arial Nova" w:eastAsia="Arial Nova" w:hAnsi="Arial Nova" w:cs="Arial Nova"/>
         </w:rPr>
-        <w:t xml:space="preserve"> how to </w:t>
-      </w:r>
-      <w:proofErr w:type="gramStart"/>
-      <w:r>
-        <w:rPr>
-          <w:rFonts w:ascii="Arial Nova" w:eastAsia="Arial Nova" w:hAnsi="Arial Nova" w:cs="Arial Nova"/>
-        </w:rPr>
-        <w:t>setup</w:t>
-      </w:r>
-      <w:proofErr w:type="gramEnd"/>
-      <w:r>
-        <w:rPr>
-          <w:rFonts w:ascii="Arial Nova" w:eastAsia="Arial Nova" w:hAnsi="Arial Nova" w:cs="Arial Nova"/>
-        </w:rPr>
-        <w:t xml:space="preserve"> or run your </w:t>
-      </w:r>
-      <w:proofErr w:type="gramStart"/>
-      <w:r>
-        <w:rPr>
-          <w:rFonts w:ascii="Arial Nova" w:eastAsia="Arial Nova" w:hAnsi="Arial Nova" w:cs="Arial Nova"/>
-        </w:rPr>
-        <w:t>mini-compiler</w:t>
-      </w:r>
-      <w:proofErr w:type="gramEnd"/>
-      <w:r>
-        <w:rPr>
-          <w:rFonts w:ascii="Arial Nova" w:eastAsia="Arial Nova" w:hAnsi="Arial Nova" w:cs="Arial Nova"/>
-        </w:rPr>
-        <w:t>. You may see layout of README files.</w:t>
+        <w:t xml:space="preserve"> how to setup or run your mini-compiler. You may see layout of README files.</w:t>
       </w:r>
     </w:p>
     <w:p>
@@ -1245,6 +1166,12 @@
           <w:rFonts w:ascii="Arial Nova" w:eastAsia="Arial Nova" w:hAnsi="Arial Nova" w:cs="Arial Nova"/>
         </w:rPr>
       </w:pPr>
+      <w:r>
+        <w:rPr>
+          <w:rFonts w:ascii="Arial Nova" w:eastAsia="Arial Nova" w:hAnsi="Arial Nova" w:cs="Arial Nova"/>
+        </w:rPr>
+        <w:br/>
+      </w:r>
     </w:p>
     <w:p>
       <w:pPr>
@@ -1271,15 +1198,7 @@
     </w:p>
     <w:p>
       <w:r>
-        <w:t xml:space="preserve">Answer the </w:t>
-      </w:r>
-      <w:proofErr w:type="gramStart"/>
-      <w:r>
-        <w:t>given questions</w:t>
-      </w:r>
-      <w:proofErr w:type="gramEnd"/>
-      <w:r>
-        <w:t xml:space="preserve"> below:</w:t>
+        <w:t>Answer the given questions below:</w:t>
       </w:r>
     </w:p>
     <w:p>
@@ -1291,29 +1210,19 @@
         </w:numPr>
       </w:pPr>
       <w:r>
-        <w:t xml:space="preserve">Which phase of the </w:t>
-      </w:r>
-      <w:proofErr w:type="gramStart"/>
-      <w:r>
-        <w:t>mini-compiler</w:t>
-      </w:r>
-      <w:proofErr w:type="gramEnd"/>
-      <w:r>
-        <w:t xml:space="preserve"> design </w:t>
-      </w:r>
-      <w:proofErr w:type="gramStart"/>
-      <w:r>
-        <w:t>you</w:t>
-      </w:r>
-      <w:proofErr w:type="gramEnd"/>
-      <w:r>
-        <w:t xml:space="preserve"> find the most challenging</w:t>
+        <w:t>Which phase of the mini-compiler design you find the most challenging</w:t>
       </w:r>
       <w:r>
         <w:t>?</w:t>
       </w:r>
       <w:r>
         <w:br/>
+      </w:r>
+      <w:r>
+        <w:t xml:space="preserve">- One of the most </w:t>
+      </w:r>
+      <w:r>
+        <w:t>challenging part of the mini-compiler is the tkinter GUI designing for the text editor, mainly since we don’t have enough experience using it. Another part is the syntax analyzer, although we already have the compute first and follow functions, it is only a part for the whole parser, which is the LL(1) parser.</w:t>
       </w:r>
       <w:r>
         <w:br/>
@@ -1328,15 +1237,17 @@
         </w:numPr>
       </w:pPr>
       <w:r>
-        <w:t xml:space="preserve">How do you think your </w:t>
-      </w:r>
-      <w:proofErr w:type="gramStart"/>
-      <w:r>
-        <w:t>mini-compiler</w:t>
-      </w:r>
-      <w:proofErr w:type="gramEnd"/>
-      <w:r>
-        <w:t xml:space="preserve"> can be extended to handle looping statements?</w:t>
+        <w:t>How do you think your mini-compiler can be extended to handle looping statements?</w:t>
+      </w:r>
+      <w:r>
+        <w:br/>
+        <w:t xml:space="preserve">- Python will probably handle it since we have code generation to python. Though, we still </w:t>
+      </w:r>
+      <w:r>
+        <w:t>must</w:t>
+      </w:r>
+      <w:r>
+        <w:t xml:space="preserve"> modify each layer of phases to accommodate it.</w:t>
       </w:r>
     </w:p>
     <w:p/>
@@ -1378,6 +1289,11 @@
       </w:r>
     </w:p>
     <w:p>
+      <w:pPr>
+        <w:rPr>
+          <w:lang w:val="en-PH"/>
+        </w:rPr>
+      </w:pPr>
       <w:hyperlink r:id="rId7" w:history="1">
         <w:r>
           <w:rPr>
@@ -1389,21 +1305,41 @@
       <w:r>
         <w:br/>
       </w:r>
+      <w:hyperlink r:id="rId8" w:tgtFrame="_blank" w:history="1">
+        <w:r>
+          <w:rPr>
+            <w:rStyle w:val="Hyperlink"/>
+            <w:lang w:val="en-PH"/>
+          </w:rPr>
+          <w:t>https://claude.ai/share/09e1875d-7131-437e-bf21-f1f55407e661</w:t>
+        </w:r>
+      </w:hyperlink>
+      <w:r>
+        <w:rPr>
+          <w:lang w:val="en-PH"/>
+        </w:rPr>
+        <w:t xml:space="preserve"> </w:t>
+      </w:r>
+      <w:hyperlink r:id="rId9" w:tgtFrame="_blank" w:history="1">
+        <w:r>
+          <w:rPr>
+            <w:rStyle w:val="Hyperlink"/>
+            <w:lang w:val="en-PH"/>
+          </w:rPr>
+          <w:t>https://www.youtube.com/watch?v=TApMNhQPaCM</w:t>
+        </w:r>
+      </w:hyperlink>
+    </w:p>
+    <w:p/>
+    <w:p>
       <w:r>
         <w:br/>
-      </w:r>
-      <w:proofErr w:type="spellStart"/>
-      <w:r>
-        <w:t>Github</w:t>
-      </w:r>
-      <w:proofErr w:type="spellEnd"/>
-      <w:r>
-        <w:t xml:space="preserve"> Link:</w:t>
+        <w:t>Github Link:</w:t>
       </w:r>
       <w:r>
         <w:br/>
       </w:r>
-      <w:hyperlink r:id="rId8" w:history="1">
+      <w:hyperlink r:id="rId10" w:history="1">
         <w:r>
           <w:rPr>
             <w:rStyle w:val="Hyperlink"/>
@@ -1968,7 +1904,6 @@
   <w:style w:type="character" w:default="1" w:styleId="DefaultParagraphFont">
     <w:name w:val="Default Paragraph Font"/>
     <w:uiPriority w:val="1"/>
-    <w:semiHidden/>
     <w:unhideWhenUsed/>
   </w:style>
   <w:style w:type="table" w:default="1" w:styleId="TableNormal">
